--- a/docs/week-15/cen429-week-15-ders-notu.tr.docx
+++ b/docs/week-15/cen429-week-15-ders-notu.tr.docx
@@ -2,7 +2,7 @@
 <file path=word/document.xml><?xml version="1.0" encoding="utf-8"?>
 <w:document xmlns:w="http://schemas.openxmlformats.org/wordprocessingml/2006/main" xmlns:m="http://schemas.openxmlformats.org/officeDocument/2006/math" xmlns:r="http://schemas.openxmlformats.org/officeDocument/2006/relationships" xmlns:o="urn:schemas-microsoft-com:office:office" xmlns:v="urn:schemas-microsoft-com:vml" xmlns:w10="urn:schemas-microsoft-com:office:word" xmlns:a="http://schemas.openxmlformats.org/drawingml/2006/main" xmlns:pic="http://schemas.openxmlformats.org/drawingml/2006/picture" xmlns:wp="http://schemas.openxmlformats.org/drawingml/2006/wordprocessingDrawing">
   <w:body>
-    <w:bookmarkStart w:id="28" w:name="hafta-15-final-proje-gösterimleri"/>
+    <w:bookmarkStart w:id="40" w:name="hafta-15-final-proje-gösterimleri"/>
     <w:p>
       <w:pPr>
         <w:pStyle w:val="Heading1"/>
@@ -230,7 +230,7 @@
         </w:pict>
       </w:r>
     </w:p>
-    <w:bookmarkStart w:id="21" w:name="final-kontrolü-neyi-ölçer"/>
+    <w:bookmarkStart w:id="24" w:name="final-kontrolü-neyi-ölçer"/>
     <w:p>
       <w:pPr>
         <w:pStyle w:val="Heading2"/>
@@ -245,6 +245,53 @@
       </w:pPr>
       <w:r>
         <w:t xml:space="preserve">İzlencedeki final kontrolü rubriğinin kriterleri ve güvenlik kılavuzunuzda karşılık gelen bölümler:</w:t>
+      </w:r>
+    </w:p>
+    <w:p>
+      <w:pPr>
+        <w:pStyle w:val="BodyText"/>
+      </w:pPr>
+      <w:r>
+        <w:drawing>
+          <wp:inline>
+            <wp:extent cx="5759999" cy="2687780"/>
+            <wp:effectExtent b="0" l="0" r="0" t="0"/>
+            <wp:docPr descr="RAP2 teslim içeriği" title="" id="21" name="Picture"/>
+            <a:graphic>
+              <a:graphicData uri="http://schemas.openxmlformats.org/drawingml/2006/picture">
+                <pic:pic>
+                  <pic:nvPicPr>
+                    <pic:cNvPr descr="h15-01-rap2.png" id="22" name="Picture"/>
+                    <pic:cNvPicPr>
+                      <a:picLocks noChangeArrowheads="1" noChangeAspect="1"/>
+                    </pic:cNvPicPr>
+                  </pic:nvPicPr>
+                  <pic:blipFill>
+                    <a:blip r:embed="rId20"/>
+                    <a:stretch>
+                      <a:fillRect/>
+                    </a:stretch>
+                  </pic:blipFill>
+                  <pic:spPr bwMode="auto">
+                    <a:xfrm>
+                      <a:off x="0" y="0"/>
+                      <a:ext cx="5759999" cy="2687780"/>
+                    </a:xfrm>
+                    <a:prstGeom prst="rect">
+                      <a:avLst/>
+                    </a:prstGeom>
+                    <a:noFill/>
+                    <a:ln w="9525">
+                      <a:noFill/>
+                      <a:headEnd/>
+                      <a:tailEnd/>
+                    </a:ln>
+                  </pic:spPr>
+                </pic:pic>
+              </a:graphicData>
+            </a:graphic>
+          </wp:inline>
+        </w:drawing>
       </w:r>
     </w:p>
     <w:tbl>
@@ -660,7 +707,7 @@
         </w:tc>
       </w:tr>
     </w:tbl>
-    <w:bookmarkStart w:id="20" w:name="X9ed6f7fe7e5867d4e50f468d00907ca0028a92e"/>
+    <w:bookmarkStart w:id="23" w:name="X9ed6f7fe7e5867d4e50f468d00907ca0028a92e"/>
     <w:p>
       <w:pPr>
         <w:pStyle w:val="Heading3"/>
@@ -1338,9 +1385,9 @@
         </w:pict>
       </w:r>
     </w:p>
-    <w:bookmarkEnd w:id="20"/>
-    <w:bookmarkEnd w:id="21"/>
-    <w:bookmarkStart w:id="22" w:name="hazırlık-kontrol-listesi-914.-haftalar"/>
+    <w:bookmarkEnd w:id="23"/>
+    <w:bookmarkEnd w:id="24"/>
+    <w:bookmarkStart w:id="28" w:name="hazırlık-kontrol-listesi-914.-haftalar"/>
     <w:p>
       <w:pPr>
         <w:pStyle w:val="Heading2"/>
@@ -1399,6 +1446,53 @@
     </w:p>
     <w:p>
       <w:pPr>
+        <w:pStyle w:val="FirstParagraph"/>
+      </w:pPr>
+      <w:r>
+        <w:drawing>
+          <wp:inline>
+            <wp:extent cx="5759999" cy="3638557"/>
+            <wp:effectExtent b="0" l="0" r="0" t="0"/>
+            <wp:docPr descr="Güvenlik kılavuzu haritası" title="" id="26" name="Picture"/>
+            <a:graphic>
+              <a:graphicData uri="http://schemas.openxmlformats.org/drawingml/2006/picture">
+                <pic:pic>
+                  <pic:nvPicPr>
+                    <pic:cNvPr descr="h15-02-kilavuz-haritasi.png" id="27" name="Picture"/>
+                    <pic:cNvPicPr>
+                      <a:picLocks noChangeArrowheads="1" noChangeAspect="1"/>
+                    </pic:cNvPicPr>
+                  </pic:nvPicPr>
+                  <pic:blipFill>
+                    <a:blip r:embed="rId25"/>
+                    <a:stretch>
+                      <a:fillRect/>
+                    </a:stretch>
+                  </pic:blipFill>
+                  <pic:spPr bwMode="auto">
+                    <a:xfrm>
+                      <a:off x="0" y="0"/>
+                      <a:ext cx="5759999" cy="3638557"/>
+                    </a:xfrm>
+                    <a:prstGeom prst="rect">
+                      <a:avLst/>
+                    </a:prstGeom>
+                    <a:noFill/>
+                    <a:ln w="9525">
+                      <a:noFill/>
+                      <a:headEnd/>
+                      <a:tailEnd/>
+                    </a:ln>
+                  </pic:spPr>
+                </pic:pic>
+              </a:graphicData>
+            </a:graphic>
+          </wp:inline>
+        </w:drawing>
+      </w:r>
+    </w:p>
+    <w:p>
+      <w:pPr>
         <w:pStyle w:val="BlockText"/>
       </w:pPr>
       <w:r>
@@ -1579,8 +1673,8 @@
         </w:pict>
       </w:r>
     </w:p>
-    <w:bookmarkEnd w:id="22"/>
-    <w:bookmarkStart w:id="25" w:name="gösterim-önerilen-akış"/>
+    <w:bookmarkEnd w:id="28"/>
+    <w:bookmarkStart w:id="34" w:name="gösterim-önerilen-akış"/>
     <w:p>
       <w:pPr>
         <w:pStyle w:val="Heading2"/>
@@ -1724,7 +1818,54 @@
         <w:t xml:space="preserve">Neyi bilerek kapsam dışı bıraktınız, neyi karşılayamadınız ve neden?</w:t>
       </w:r>
     </w:p>
-    <w:bookmarkStart w:id="23" w:name="gösterimde-sorulabilecek-örnek-sorular"/>
+    <w:p>
+      <w:pPr>
+        <w:pStyle w:val="FirstParagraph"/>
+      </w:pPr>
+      <w:r>
+        <w:drawing>
+          <wp:inline>
+            <wp:extent cx="5759999" cy="2283460"/>
+            <wp:effectExtent b="0" l="0" r="0" t="0"/>
+            <wp:docPr descr="Final gösterimi" title="" id="30" name="Picture"/>
+            <a:graphic>
+              <a:graphicData uri="http://schemas.openxmlformats.org/drawingml/2006/picture">
+                <pic:pic>
+                  <pic:nvPicPr>
+                    <pic:cNvPr descr="h15-03-gosterim.png" id="31" name="Picture"/>
+                    <pic:cNvPicPr>
+                      <a:picLocks noChangeArrowheads="1" noChangeAspect="1"/>
+                    </pic:cNvPicPr>
+                  </pic:nvPicPr>
+                  <pic:blipFill>
+                    <a:blip r:embed="rId29"/>
+                    <a:stretch>
+                      <a:fillRect/>
+                    </a:stretch>
+                  </pic:blipFill>
+                  <pic:spPr bwMode="auto">
+                    <a:xfrm>
+                      <a:off x="0" y="0"/>
+                      <a:ext cx="5759999" cy="2283460"/>
+                    </a:xfrm>
+                    <a:prstGeom prst="rect">
+                      <a:avLst/>
+                    </a:prstGeom>
+                    <a:noFill/>
+                    <a:ln w="9525">
+                      <a:noFill/>
+                      <a:headEnd/>
+                      <a:tailEnd/>
+                    </a:ln>
+                  </pic:spPr>
+                </pic:pic>
+              </a:graphicData>
+            </a:graphic>
+          </wp:inline>
+        </w:drawing>
+      </w:r>
+    </w:p>
+    <w:bookmarkStart w:id="32" w:name="gösterimde-sorulabilecek-örnek-sorular"/>
     <w:p>
       <w:pPr>
         <w:pStyle w:val="Heading3"/>
@@ -1817,8 +1958,8 @@
         <w:t xml:space="preserve">Hangi gereksinimi devrettiniz ve karşı taraf bunu nasıl karşılayacak?</w:t>
       </w:r>
     </w:p>
-    <w:bookmarkEnd w:id="23"/>
-    <w:bookmarkStart w:id="24" w:name="sık-yapılan-hatalar"/>
+    <w:bookmarkEnd w:id="32"/>
+    <w:bookmarkStart w:id="33" w:name="sık-yapılan-hatalar"/>
     <w:p>
       <w:pPr>
         <w:pStyle w:val="Heading3"/>
@@ -2039,9 +2180,9 @@
         </w:pict>
       </w:r>
     </w:p>
-    <w:bookmarkEnd w:id="24"/>
-    <w:bookmarkEnd w:id="25"/>
-    <w:bookmarkStart w:id="26" w:name="akademik-dürüstlük"/>
+    <w:bookmarkEnd w:id="33"/>
+    <w:bookmarkEnd w:id="34"/>
+    <w:bookmarkStart w:id="38" w:name="akademik-dürüstlük"/>
     <w:p>
       <w:pPr>
         <w:pStyle w:val="Heading2"/>
@@ -2074,6 +2215,53 @@
       </w:r>
       <w:r>
         <w:t xml:space="preserve">gösterimde takımın her üyesine soru sorulabilir. Başkasının kodunu ya da metnini kullandıysanız kaynağını belirtin.</w:t>
+      </w:r>
+    </w:p>
+    <w:p>
+      <w:pPr>
+        <w:pStyle w:val="BodyText"/>
+      </w:pPr>
+      <w:r>
+        <w:drawing>
+          <wp:inline>
+            <wp:extent cx="5759999" cy="2470728"/>
+            <wp:effectExtent b="0" l="0" r="0" t="0"/>
+            <wp:docPr descr="S16: plan değil sonuç" title="" id="36" name="Picture"/>
+            <a:graphic>
+              <a:graphicData uri="http://schemas.openxmlformats.org/drawingml/2006/picture">
+                <pic:pic>
+                  <pic:nvPicPr>
+                    <pic:cNvPr descr="h15-04-s16.png" id="37" name="Picture"/>
+                    <pic:cNvPicPr>
+                      <a:picLocks noChangeArrowheads="1" noChangeAspect="1"/>
+                    </pic:cNvPicPr>
+                  </pic:nvPicPr>
+                  <pic:blipFill>
+                    <a:blip r:embed="rId35"/>
+                    <a:stretch>
+                      <a:fillRect/>
+                    </a:stretch>
+                  </pic:blipFill>
+                  <pic:spPr bwMode="auto">
+                    <a:xfrm>
+                      <a:off x="0" y="0"/>
+                      <a:ext cx="5759999" cy="2470728"/>
+                    </a:xfrm>
+                    <a:prstGeom prst="rect">
+                      <a:avLst/>
+                    </a:prstGeom>
+                    <a:noFill/>
+                    <a:ln w="9525">
+                      <a:noFill/>
+                      <a:headEnd/>
+                      <a:tailEnd/>
+                    </a:ln>
+                  </pic:spPr>
+                </pic:pic>
+              </a:graphicData>
+            </a:graphic>
+          </wp:inline>
+        </w:drawing>
       </w:r>
     </w:p>
     <w:p>
@@ -2083,8 +2271,8 @@
         </w:pict>
       </w:r>
     </w:p>
-    <w:bookmarkEnd w:id="26"/>
-    <w:bookmarkStart w:id="27" w:name="dönem-sonunda"/>
+    <w:bookmarkEnd w:id="38"/>
+    <w:bookmarkStart w:id="39" w:name="dönem-sonunda"/>
     <w:p>
       <w:pPr>
         <w:pStyle w:val="Heading2"/>
@@ -2133,8 +2321,8 @@
         <w:t xml:space="preserve">Quiz-2 final döneminde yapılır; kapsam 9–14. haftalardır (16. hafta sayfası).</w:t>
       </w:r>
     </w:p>
-    <w:bookmarkEnd w:id="27"/>
-    <w:bookmarkEnd w:id="28"/>
+    <w:bookmarkEnd w:id="39"/>
+    <w:bookmarkEnd w:id="40"/>
     <w:sectPr>
       <w:headerReference r:id="rId9" w:type="default"/>
       <w:footerReference r:id="rId10" w:type="default"/>

--- a/docs/week-15/cen429-week-15-ders-notu.tr.docx
+++ b/docs/week-15/cen429-week-15-ders-notu.tr.docx
@@ -2,7 +2,7 @@
 <file path=word/document.xml><?xml version="1.0" encoding="utf-8"?>
 <w:document xmlns:w="http://schemas.openxmlformats.org/wordprocessingml/2006/main" xmlns:m="http://schemas.openxmlformats.org/officeDocument/2006/math" xmlns:r="http://schemas.openxmlformats.org/officeDocument/2006/relationships" xmlns:o="urn:schemas-microsoft-com:office:office" xmlns:v="urn:schemas-microsoft-com:vml" xmlns:w10="urn:schemas-microsoft-com:office:word" xmlns:a="http://schemas.openxmlformats.org/drawingml/2006/main" xmlns:pic="http://schemas.openxmlformats.org/drawingml/2006/picture" xmlns:wp="http://schemas.openxmlformats.org/drawingml/2006/wordprocessingDrawing">
   <w:body>
-    <w:bookmarkStart w:id="40" w:name="hafta-15-final-proje-gösterimleri"/>
+    <w:bookmarkStart w:id="52" w:name="hafta-15-final-proje-gösterimleri"/>
     <w:p>
       <w:pPr>
         <w:pStyle w:val="Heading1"/>
@@ -230,7 +230,7 @@
         </w:pict>
       </w:r>
     </w:p>
-    <w:bookmarkStart w:id="24" w:name="final-kontrolü-neyi-ölçer"/>
+    <w:bookmarkStart w:id="34" w:name="final-kontrolü-neyi-ölçer"/>
     <w:p>
       <w:pPr>
         <w:pStyle w:val="Heading2"/>
@@ -254,7 +254,7 @@
       <w:r>
         <w:drawing>
           <wp:inline>
-            <wp:extent cx="5759999" cy="2687780"/>
+            <wp:extent cx="5759999" cy="2920986"/>
             <wp:effectExtent b="0" l="0" r="0" t="0"/>
             <wp:docPr descr="RAP2 teslim içeriği" title="" id="21" name="Picture"/>
             <a:graphic>
@@ -275,7 +275,7 @@
                   <pic:spPr bwMode="auto">
                     <a:xfrm>
                       <a:off x="0" y="0"/>
-                      <a:ext cx="5759999" cy="2687780"/>
+                      <a:ext cx="5759999" cy="2920986"/>
                     </a:xfrm>
                     <a:prstGeom prst="rect">
                       <a:avLst/>
@@ -400,9 +400,28 @@
             <w:pPr>
               <w:pStyle w:val="Compact"/>
             </w:pPr>
-            <w:r>
-              <w:t xml:space="preserve">3, 10</w:t>
-            </w:r>
+            <w:hyperlink r:id="rId23">
+              <w:r>
+                <w:rPr>
+                  <w:rStyle w:val="Hyperlink"/>
+                </w:rPr>
+                <w:t xml:space="preserve">3</w:t>
+              </w:r>
+            </w:hyperlink>
+            <w:r>
+              <w:t xml:space="preserve">,</w:t>
+            </w:r>
+            <w:r>
+              <w:t xml:space="preserve"> </w:t>
+            </w:r>
+            <w:hyperlink r:id="rId24">
+              <w:r>
+                <w:rPr>
+                  <w:rStyle w:val="Hyperlink"/>
+                </w:rPr>
+                <w:t xml:space="preserve">10</w:t>
+              </w:r>
+            </w:hyperlink>
           </w:p>
         </w:tc>
       </w:tr>
@@ -450,9 +469,28 @@
             <w:pPr>
               <w:pStyle w:val="Compact"/>
             </w:pPr>
-            <w:r>
-              <w:t xml:space="preserve">3, 10</w:t>
-            </w:r>
+            <w:hyperlink r:id="rId23">
+              <w:r>
+                <w:rPr>
+                  <w:rStyle w:val="Hyperlink"/>
+                </w:rPr>
+                <w:t xml:space="preserve">3</w:t>
+              </w:r>
+            </w:hyperlink>
+            <w:r>
+              <w:t xml:space="preserve">,</w:t>
+            </w:r>
+            <w:r>
+              <w:t xml:space="preserve"> </w:t>
+            </w:r>
+            <w:hyperlink r:id="rId24">
+              <w:r>
+                <w:rPr>
+                  <w:rStyle w:val="Hyperlink"/>
+                </w:rPr>
+                <w:t xml:space="preserve">10</w:t>
+              </w:r>
+            </w:hyperlink>
           </w:p>
         </w:tc>
       </w:tr>
@@ -500,9 +538,42 @@
             <w:pPr>
               <w:pStyle w:val="Compact"/>
             </w:pPr>
-            <w:r>
-              <w:t xml:space="preserve">1, 3, 13</w:t>
-            </w:r>
+            <w:hyperlink r:id="rId25">
+              <w:r>
+                <w:rPr>
+                  <w:rStyle w:val="Hyperlink"/>
+                </w:rPr>
+                <w:t xml:space="preserve">1</w:t>
+              </w:r>
+            </w:hyperlink>
+            <w:r>
+              <w:t xml:space="preserve">,</w:t>
+            </w:r>
+            <w:r>
+              <w:t xml:space="preserve"> </w:t>
+            </w:r>
+            <w:hyperlink r:id="rId23">
+              <w:r>
+                <w:rPr>
+                  <w:rStyle w:val="Hyperlink"/>
+                </w:rPr>
+                <w:t xml:space="preserve">3</w:t>
+              </w:r>
+            </w:hyperlink>
+            <w:r>
+              <w:t xml:space="preserve">,</w:t>
+            </w:r>
+            <w:r>
+              <w:t xml:space="preserve"> </w:t>
+            </w:r>
+            <w:hyperlink r:id="rId26">
+              <w:r>
+                <w:rPr>
+                  <w:rStyle w:val="Hyperlink"/>
+                </w:rPr>
+                <w:t xml:space="preserve">13</w:t>
+              </w:r>
+            </w:hyperlink>
           </w:p>
         </w:tc>
       </w:tr>
@@ -550,9 +621,70 @@
             <w:pPr>
               <w:pStyle w:val="Compact"/>
             </w:pPr>
-            <w:r>
-              <w:t xml:space="preserve">4, 5, 6, 9, 14</w:t>
-            </w:r>
+            <w:hyperlink r:id="rId27">
+              <w:r>
+                <w:rPr>
+                  <w:rStyle w:val="Hyperlink"/>
+                </w:rPr>
+                <w:t xml:space="preserve">4</w:t>
+              </w:r>
+            </w:hyperlink>
+            <w:r>
+              <w:t xml:space="preserve">,</w:t>
+            </w:r>
+            <w:r>
+              <w:t xml:space="preserve"> </w:t>
+            </w:r>
+            <w:hyperlink r:id="rId28">
+              <w:r>
+                <w:rPr>
+                  <w:rStyle w:val="Hyperlink"/>
+                </w:rPr>
+                <w:t xml:space="preserve">5</w:t>
+              </w:r>
+            </w:hyperlink>
+            <w:r>
+              <w:t xml:space="preserve">,</w:t>
+            </w:r>
+            <w:r>
+              <w:t xml:space="preserve"> </w:t>
+            </w:r>
+            <w:hyperlink r:id="rId29">
+              <w:r>
+                <w:rPr>
+                  <w:rStyle w:val="Hyperlink"/>
+                </w:rPr>
+                <w:t xml:space="preserve">6</w:t>
+              </w:r>
+            </w:hyperlink>
+            <w:r>
+              <w:t xml:space="preserve">,</w:t>
+            </w:r>
+            <w:r>
+              <w:t xml:space="preserve"> </w:t>
+            </w:r>
+            <w:hyperlink r:id="rId30">
+              <w:r>
+                <w:rPr>
+                  <w:rStyle w:val="Hyperlink"/>
+                </w:rPr>
+                <w:t xml:space="preserve">9</w:t>
+              </w:r>
+            </w:hyperlink>
+            <w:r>
+              <w:t xml:space="preserve">,</w:t>
+            </w:r>
+            <w:r>
+              <w:t xml:space="preserve"> </w:t>
+            </w:r>
+            <w:hyperlink r:id="rId31">
+              <w:r>
+                <w:rPr>
+                  <w:rStyle w:val="Hyperlink"/>
+                </w:rPr>
+                <w:t xml:space="preserve">14</w:t>
+              </w:r>
+            </w:hyperlink>
           </w:p>
         </w:tc>
       </w:tr>
@@ -600,9 +732,28 @@
             <w:pPr>
               <w:pStyle w:val="Compact"/>
             </w:pPr>
-            <w:r>
-              <w:t xml:space="preserve">4, 12</w:t>
-            </w:r>
+            <w:hyperlink r:id="rId27">
+              <w:r>
+                <w:rPr>
+                  <w:rStyle w:val="Hyperlink"/>
+                </w:rPr>
+                <w:t xml:space="preserve">4</w:t>
+              </w:r>
+            </w:hyperlink>
+            <w:r>
+              <w:t xml:space="preserve">,</w:t>
+            </w:r>
+            <w:r>
+              <w:t xml:space="preserve"> </w:t>
+            </w:r>
+            <w:hyperlink r:id="rId32">
+              <w:r>
+                <w:rPr>
+                  <w:rStyle w:val="Hyperlink"/>
+                </w:rPr>
+                <w:t xml:space="preserve">12</w:t>
+              </w:r>
+            </w:hyperlink>
           </w:p>
         </w:tc>
       </w:tr>
@@ -650,9 +801,28 @@
             <w:pPr>
               <w:pStyle w:val="Compact"/>
             </w:pPr>
-            <w:r>
-              <w:t xml:space="preserve">12, 13</w:t>
-            </w:r>
+            <w:hyperlink r:id="rId32">
+              <w:r>
+                <w:rPr>
+                  <w:rStyle w:val="Hyperlink"/>
+                </w:rPr>
+                <w:t xml:space="preserve">12</w:t>
+              </w:r>
+            </w:hyperlink>
+            <w:r>
+              <w:t xml:space="preserve">,</w:t>
+            </w:r>
+            <w:r>
+              <w:t xml:space="preserve"> </w:t>
+            </w:r>
+            <w:hyperlink r:id="rId26">
+              <w:r>
+                <w:rPr>
+                  <w:rStyle w:val="Hyperlink"/>
+                </w:rPr>
+                <w:t xml:space="preserve">13</w:t>
+              </w:r>
+            </w:hyperlink>
           </w:p>
         </w:tc>
       </w:tr>
@@ -707,7 +877,7 @@
         </w:tc>
       </w:tr>
     </w:tbl>
-    <w:bookmarkStart w:id="23" w:name="X9ed6f7fe7e5867d4e50f468d00907ca0028a92e"/>
+    <w:bookmarkStart w:id="33" w:name="X9ed6f7fe7e5867d4e50f468d00907ca0028a92e"/>
     <w:p>
       <w:pPr>
         <w:pStyle w:val="Heading3"/>
@@ -1385,9 +1555,9 @@
         </w:pict>
       </w:r>
     </w:p>
-    <w:bookmarkEnd w:id="23"/>
-    <w:bookmarkEnd w:id="24"/>
-    <w:bookmarkStart w:id="28" w:name="hazırlık-kontrol-listesi-914.-haftalar"/>
+    <w:bookmarkEnd w:id="33"/>
+    <w:bookmarkEnd w:id="34"/>
+    <w:bookmarkStart w:id="39" w:name="hazırlık-kontrol-listesi-914.-haftalar"/>
     <w:p>
       <w:pPr>
         <w:pStyle w:val="Heading2"/>
@@ -1410,6 +1580,42 @@
     </w:p>
     <w:p>
       <w:pPr>
+        <w:pStyle w:val="BlockText"/>
+      </w:pPr>
+      <w:r>
+        <w:t xml:space="preserve">Kaynak:</w:t>
+      </w:r>
+      <w:r>
+        <w:t xml:space="preserve"> </w:t>
+      </w:r>
+      <w:hyperlink r:id="rId30">
+        <w:r>
+          <w:rPr>
+            <w:rStyle w:val="Hyperlink"/>
+          </w:rPr>
+          <w:t xml:space="preserve">Hafta 9 · Dönem projesi</w:t>
+        </w:r>
+      </w:hyperlink>
+      <w:r>
+        <w:t xml:space="preserve"> </w:t>
+      </w:r>
+      <w:r>
+        <w:t xml:space="preserve">·</w:t>
+      </w:r>
+      <w:r>
+        <w:t xml:space="preserve"> </w:t>
+      </w:r>
+      <w:hyperlink r:id="rId31">
+        <w:r>
+          <w:rPr>
+            <w:rStyle w:val="Hyperlink"/>
+          </w:rPr>
+          <w:t xml:space="preserve">Hafta 14 · Dönem projesi</w:t>
+        </w:r>
+      </w:hyperlink>
+    </w:p>
+    <w:p>
+      <w:pPr>
         <w:pStyle w:val="Compact"/>
         <w:numPr>
           <w:ilvl w:val="0"/>
@@ -1441,7 +1647,7 @@
         </w:numPr>
       </w:pPr>
       <w:r>
-        <w:t xml:space="preserve">Gizleme öncesi ve sonrası için ölçütler (anlamlı ad oranı, düz metin hassas dizge sayısı).</w:t>
+        <w:t xml:space="preserve">Gizleme öncesi ve sonrası için ölçütler (anlamlı ad oranı, düz metin hassas dize (string) sayısı).</w:t>
       </w:r>
     </w:p>
     <w:p>
@@ -1451,20 +1657,20 @@
       <w:r>
         <w:drawing>
           <wp:inline>
-            <wp:extent cx="5759999" cy="3638557"/>
+            <wp:extent cx="5759999" cy="4308877"/>
             <wp:effectExtent b="0" l="0" r="0" t="0"/>
-            <wp:docPr descr="Güvenlik kılavuzu haritası" title="" id="26" name="Picture"/>
+            <wp:docPr descr="Güvenlik kılavuzu haritası" title="" id="36" name="Picture"/>
             <a:graphic>
               <a:graphicData uri="http://schemas.openxmlformats.org/drawingml/2006/picture">
                 <pic:pic>
                   <pic:nvPicPr>
-                    <pic:cNvPr descr="h15-02-kilavuz-haritasi.png" id="27" name="Picture"/>
+                    <pic:cNvPr descr="h15-02-kilavuz-haritasi.png" id="37" name="Picture"/>
                     <pic:cNvPicPr>
                       <a:picLocks noChangeArrowheads="1" noChangeAspect="1"/>
                     </pic:cNvPicPr>
                   </pic:nvPicPr>
                   <pic:blipFill>
-                    <a:blip r:embed="rId25"/>
+                    <a:blip r:embed="rId35"/>
                     <a:stretch>
                       <a:fillRect/>
                     </a:stretch>
@@ -1472,7 +1678,7 @@
                   <pic:spPr bwMode="auto">
                     <a:xfrm>
                       <a:off x="0" y="0"/>
-                      <a:ext cx="5759999" cy="3638557"/>
+                      <a:ext cx="5759999" cy="4308877"/>
                     </a:xfrm>
                     <a:prstGeom prst="rect">
                       <a:avLst/>
@@ -1505,6 +1711,25 @@
     </w:p>
     <w:p>
       <w:pPr>
+        <w:pStyle w:val="BlockText"/>
+      </w:pPr>
+      <w:r>
+        <w:t xml:space="preserve">Kaynak:</w:t>
+      </w:r>
+      <w:r>
+        <w:t xml:space="preserve"> </w:t>
+      </w:r>
+      <w:hyperlink r:id="rId24">
+        <w:r>
+          <w:rPr>
+            <w:rStyle w:val="Hyperlink"/>
+          </w:rPr>
+          <w:t xml:space="preserve">Hafta 10 · Dönem projesi</w:t>
+        </w:r>
+      </w:hyperlink>
+    </w:p>
+    <w:p>
+      <w:pPr>
         <w:pStyle w:val="Compact"/>
         <w:numPr>
           <w:ilvl w:val="0"/>
@@ -1553,6 +1778,25 @@
     </w:p>
     <w:p>
       <w:pPr>
+        <w:pStyle w:val="BlockText"/>
+      </w:pPr>
+      <w:r>
+        <w:t xml:space="preserve">Kaynak:</w:t>
+      </w:r>
+      <w:r>
+        <w:t xml:space="preserve"> </w:t>
+      </w:r>
+      <w:hyperlink r:id="rId38">
+        <w:r>
+          <w:rPr>
+            <w:rStyle w:val="Hyperlink"/>
+          </w:rPr>
+          <w:t xml:space="preserve">Hafta 11 · Dönem projesi</w:t>
+        </w:r>
+      </w:hyperlink>
+    </w:p>
+    <w:p>
+      <w:pPr>
         <w:pStyle w:val="Compact"/>
         <w:numPr>
           <w:ilvl w:val="0"/>
@@ -1583,6 +1827,25 @@
     </w:p>
     <w:p>
       <w:pPr>
+        <w:pStyle w:val="BlockText"/>
+      </w:pPr>
+      <w:r>
+        <w:t xml:space="preserve">Kaynak:</w:t>
+      </w:r>
+      <w:r>
+        <w:t xml:space="preserve"> </w:t>
+      </w:r>
+      <w:hyperlink r:id="rId32">
+        <w:r>
+          <w:rPr>
+            <w:rStyle w:val="Hyperlink"/>
+          </w:rPr>
+          <w:t xml:space="preserve">Hafta 12 · Dönem projesi</w:t>
+        </w:r>
+      </w:hyperlink>
+    </w:p>
+    <w:p>
+      <w:pPr>
         <w:pStyle w:val="Compact"/>
         <w:numPr>
           <w:ilvl w:val="0"/>
@@ -1644,6 +1907,25 @@
     </w:p>
     <w:p>
       <w:pPr>
+        <w:pStyle w:val="BlockText"/>
+      </w:pPr>
+      <w:r>
+        <w:t xml:space="preserve">Kaynak:</w:t>
+      </w:r>
+      <w:r>
+        <w:t xml:space="preserve"> </w:t>
+      </w:r>
+      <w:hyperlink r:id="rId26">
+        <w:r>
+          <w:rPr>
+            <w:rStyle w:val="Hyperlink"/>
+          </w:rPr>
+          <w:t xml:space="preserve">Hafta 13 · Dönem projesi</w:t>
+        </w:r>
+      </w:hyperlink>
+    </w:p>
+    <w:p>
+      <w:pPr>
         <w:pStyle w:val="Compact"/>
         <w:numPr>
           <w:ilvl w:val="0"/>
@@ -1673,8 +1955,8 @@
         </w:pict>
       </w:r>
     </w:p>
-    <w:bookmarkEnd w:id="28"/>
-    <w:bookmarkStart w:id="34" w:name="gösterim-önerilen-akış"/>
+    <w:bookmarkEnd w:id="39"/>
+    <w:bookmarkStart w:id="45" w:name="gösterim-önerilen-akış"/>
     <w:p>
       <w:pPr>
         <w:pStyle w:val="Heading2"/>
@@ -1825,20 +2107,20 @@
       <w:r>
         <w:drawing>
           <wp:inline>
-            <wp:extent cx="5759999" cy="2283460"/>
+            <wp:extent cx="5759999" cy="1439331"/>
             <wp:effectExtent b="0" l="0" r="0" t="0"/>
-            <wp:docPr descr="Final gösterimi" title="" id="30" name="Picture"/>
+            <wp:docPr descr="Final gösterimi" title="" id="41" name="Picture"/>
             <a:graphic>
               <a:graphicData uri="http://schemas.openxmlformats.org/drawingml/2006/picture">
                 <pic:pic>
                   <pic:nvPicPr>
-                    <pic:cNvPr descr="h15-03-gosterim.png" id="31" name="Picture"/>
+                    <pic:cNvPr descr="h15-03-gosterim.png" id="42" name="Picture"/>
                     <pic:cNvPicPr>
                       <a:picLocks noChangeArrowheads="1" noChangeAspect="1"/>
                     </pic:cNvPicPr>
                   </pic:nvPicPr>
                   <pic:blipFill>
-                    <a:blip r:embed="rId29"/>
+                    <a:blip r:embed="rId40"/>
                     <a:stretch>
                       <a:fillRect/>
                     </a:stretch>
@@ -1846,7 +2128,7 @@
                   <pic:spPr bwMode="auto">
                     <a:xfrm>
                       <a:off x="0" y="0"/>
-                      <a:ext cx="5759999" cy="2283460"/>
+                      <a:ext cx="5759999" cy="1439331"/>
                     </a:xfrm>
                     <a:prstGeom prst="rect">
                       <a:avLst/>
@@ -1865,7 +2147,7 @@
         </w:drawing>
       </w:r>
     </w:p>
-    <w:bookmarkStart w:id="32" w:name="gösterimde-sorulabilecek-örnek-sorular"/>
+    <w:bookmarkStart w:id="43" w:name="gösterimde-sorulabilecek-örnek-sorular"/>
     <w:p>
       <w:pPr>
         <w:pStyle w:val="Heading3"/>
@@ -1958,8 +2240,8 @@
         <w:t xml:space="preserve">Hangi gereksinimi devrettiniz ve karşı taraf bunu nasıl karşılayacak?</w:t>
       </w:r>
     </w:p>
-    <w:bookmarkEnd w:id="32"/>
-    <w:bookmarkStart w:id="33" w:name="sık-yapılan-hatalar"/>
+    <w:bookmarkEnd w:id="43"/>
+    <w:bookmarkStart w:id="44" w:name="sık-yapılan-hatalar"/>
     <w:p>
       <w:pPr>
         <w:pStyle w:val="Heading3"/>
@@ -2180,9 +2462,9 @@
         </w:pict>
       </w:r>
     </w:p>
-    <w:bookmarkEnd w:id="33"/>
-    <w:bookmarkEnd w:id="34"/>
-    <w:bookmarkStart w:id="38" w:name="akademik-dürüstlük"/>
+    <w:bookmarkEnd w:id="44"/>
+    <w:bookmarkEnd w:id="45"/>
+    <w:bookmarkStart w:id="49" w:name="akademik-dürüstlük"/>
     <w:p>
       <w:pPr>
         <w:pStyle w:val="Heading2"/>
@@ -2224,20 +2506,20 @@
       <w:r>
         <w:drawing>
           <wp:inline>
-            <wp:extent cx="5759999" cy="2470728"/>
+            <wp:extent cx="5759999" cy="2255927"/>
             <wp:effectExtent b="0" l="0" r="0" t="0"/>
-            <wp:docPr descr="S16: plan değil sonuç" title="" id="36" name="Picture"/>
+            <wp:docPr descr="S16: plan değil sonuç" title="" id="47" name="Picture"/>
             <a:graphic>
               <a:graphicData uri="http://schemas.openxmlformats.org/drawingml/2006/picture">
                 <pic:pic>
                   <pic:nvPicPr>
-                    <pic:cNvPr descr="h15-04-s16.png" id="37" name="Picture"/>
+                    <pic:cNvPr descr="h15-04-s16.png" id="48" name="Picture"/>
                     <pic:cNvPicPr>
                       <a:picLocks noChangeArrowheads="1" noChangeAspect="1"/>
                     </pic:cNvPicPr>
                   </pic:nvPicPr>
                   <pic:blipFill>
-                    <a:blip r:embed="rId35"/>
+                    <a:blip r:embed="rId46"/>
                     <a:stretch>
                       <a:fillRect/>
                     </a:stretch>
@@ -2245,7 +2527,7 @@
                   <pic:spPr bwMode="auto">
                     <a:xfrm>
                       <a:off x="0" y="0"/>
-                      <a:ext cx="5759999" cy="2470728"/>
+                      <a:ext cx="5759999" cy="2255927"/>
                     </a:xfrm>
                     <a:prstGeom prst="rect">
                       <a:avLst/>
@@ -2271,8 +2553,8 @@
         </w:pict>
       </w:r>
     </w:p>
-    <w:bookmarkEnd w:id="38"/>
-    <w:bookmarkStart w:id="39" w:name="dönem-sonunda"/>
+    <w:bookmarkEnd w:id="49"/>
+    <w:bookmarkStart w:id="51" w:name="dönem-sonunda"/>
     <w:p>
       <w:pPr>
         <w:pStyle w:val="Heading2"/>
@@ -2318,11 +2600,22 @@
         </w:numPr>
       </w:pPr>
       <w:r>
-        <w:t xml:space="preserve">Quiz-2 final döneminde yapılır; kapsam 9–14. haftalardır (16. hafta sayfası).</w:t>
-      </w:r>
-    </w:p>
-    <w:bookmarkEnd w:id="39"/>
-    <w:bookmarkEnd w:id="40"/>
+        <w:t xml:space="preserve">Quiz-2 final döneminde yapılır; kapsam 9–14. haftalardır (</w:t>
+      </w:r>
+      <w:hyperlink r:id="rId50">
+        <w:r>
+          <w:rPr>
+            <w:rStyle w:val="Hyperlink"/>
+          </w:rPr>
+          <w:t xml:space="preserve">16. hafta sayfası</w:t>
+        </w:r>
+      </w:hyperlink>
+      <w:r>
+        <w:t xml:space="preserve">).</w:t>
+      </w:r>
+    </w:p>
+    <w:bookmarkEnd w:id="51"/>
+    <w:bookmarkEnd w:id="52"/>
     <w:sectPr>
       <w:headerReference r:id="rId9" w:type="default"/>
       <w:footerReference r:id="rId10" w:type="default"/>

--- a/docs/week-15/cen429-week-15-ders-notu.tr.docx
+++ b/docs/week-15/cen429-week-15-ders-notu.tr.docx
@@ -2,7 +2,7 @@
 <file path=word/document.xml><?xml version="1.0" encoding="utf-8"?>
 <w:document xmlns:w="http://schemas.openxmlformats.org/wordprocessingml/2006/main" xmlns:m="http://schemas.openxmlformats.org/officeDocument/2006/math" xmlns:r="http://schemas.openxmlformats.org/officeDocument/2006/relationships" xmlns:o="urn:schemas-microsoft-com:office:office" xmlns:v="urn:schemas-microsoft-com:vml" xmlns:w10="urn:schemas-microsoft-com:office:word" xmlns:a="http://schemas.openxmlformats.org/drawingml/2006/main" xmlns:pic="http://schemas.openxmlformats.org/drawingml/2006/picture" xmlns:wp="http://schemas.openxmlformats.org/drawingml/2006/wordprocessingDrawing">
   <w:body>
-    <w:bookmarkStart w:id="52" w:name="hafta-15-final-proje-gösterimleri"/>
+    <w:bookmarkStart w:id="54" w:name="hafta-15-final-proje-gösterimleri"/>
     <w:p>
       <w:pPr>
         <w:pStyle w:val="Heading1"/>
@@ -589,7 +589,7 @@
                 <w:b/>
                 <w:bCs/>
               </w:rPr>
-              <w:t xml:space="preserve">İkili uygulama korumaları</w:t>
+              <w:t xml:space="preserve">Binary uygulama korumaları</w:t>
             </w:r>
           </w:p>
         </w:tc>
@@ -1956,7 +1956,7 @@
       </w:r>
     </w:p>
     <w:bookmarkEnd w:id="39"/>
-    <w:bookmarkStart w:id="45" w:name="gösterim-önerilen-akış"/>
+    <w:bookmarkStart w:id="47" w:name="gösterim-önerilen-akış"/>
     <w:p>
       <w:pPr>
         <w:pStyle w:val="Heading2"/>
@@ -2147,13 +2147,35 @@
         </w:drawing>
       </w:r>
     </w:p>
-    <w:bookmarkStart w:id="43" w:name="gösterimde-sorulabilecek-örnek-sorular"/>
+    <w:bookmarkStart w:id="44" w:name="gösterim-kontrol-listesi-yerelde"/>
     <w:p>
       <w:pPr>
         <w:pStyle w:val="Heading3"/>
       </w:pPr>
       <w:r>
-        <w:t xml:space="preserve">Gösterimde sorulabilecek örnek sorular</w:t>
+        <w:t xml:space="preserve">Gösterim kontrol listesi (yerelde)</w:t>
+      </w:r>
+    </w:p>
+    <w:p>
+      <w:pPr>
+        <w:pStyle w:val="FirstParagraph"/>
+      </w:pPr>
+      <w:r>
+        <w:t xml:space="preserve">Özel depoda GitHub Pages sitesi olmadığı için projeyi yerelde gösterirsiniz (ayrıntılar:</w:t>
+      </w:r>
+      <w:r>
+        <w:t xml:space="preserve"> </w:t>
+      </w:r>
+      <w:hyperlink r:id="rId43">
+        <w:r>
+          <w:rPr>
+            <w:rStyle w:val="Hyperlink"/>
+          </w:rPr>
+          <w:t xml:space="preserve">Proje Rehberi</w:t>
+        </w:r>
+      </w:hyperlink>
+      <w:r>
+        <w:t xml:space="preserve">). Gösterimde sırayla neyi açıp göstereceğiniz:</w:t>
       </w:r>
     </w:p>
     <w:p>
@@ -2165,7 +2187,47 @@
         </w:numPr>
       </w:pPr>
       <w:r>
-        <w:t xml:space="preserve">Bu anahtar hangi anahtardan türetiliyor, nerede duruyor, ne zaman siliniyor?</w:t>
+        <w:t xml:space="preserve">Yerel sitenin</w:t>
+      </w:r>
+      <w:r>
+        <w:t xml:space="preserve"> </w:t>
+      </w:r>
+      <w:r>
+        <w:rPr>
+          <w:b/>
+          <w:bCs/>
+        </w:rPr>
+        <w:t xml:space="preserve">ana sayfası</w:t>
+      </w:r>
+      <w:r>
+        <w:t xml:space="preserve"> </w:t>
+      </w:r>
+      <w:r>
+        <w:t xml:space="preserve">(</w:t>
+      </w:r>
+      <w:r>
+        <w:rPr>
+          <w:rStyle w:val="VerbatimChar"/>
+        </w:rPr>
+        <w:t xml:space="preserve">9-open-site-...</w:t>
+      </w:r>
+      <w:r>
+        <w:t xml:space="preserve">,</w:t>
+      </w:r>
+      <w:r>
+        <w:t xml:space="preserve"> </w:t>
+      </w:r>
+      <w:r>
+        <w:rPr>
+          <w:rStyle w:val="VerbatimChar"/>
+        </w:rPr>
+        <w:t xml:space="preserve">http://localhost</w:t>
+      </w:r>
+      <w:r>
+        <w:t xml:space="preserve"> </w:t>
+      </w:r>
+      <w:r>
+        <w:t xml:space="preserve">adresinde).</w:t>
       </w:r>
     </w:p>
     <w:p>
@@ -2177,7 +2239,17 @@
         </w:numPr>
       </w:pPr>
       <w:r>
-        <w:t xml:space="preserve">Sertifika zincirinizi nasıl doğruluyorsunuz? Ad denetimi nerede yapılıyor?</w:t>
+        <w:rPr>
+          <w:b/>
+          <w:bCs/>
+        </w:rPr>
+        <w:t xml:space="preserve">Her rapor sayfası:</w:t>
+      </w:r>
+      <w:r>
+        <w:t xml:space="preserve"> </w:t>
+      </w:r>
+      <w:r>
+        <w:t xml:space="preserve">testler, kod kapsamı, dokümantasyon kapsamı (Windows ve Linux).</w:t>
       </w:r>
     </w:p>
     <w:p>
@@ -2189,7 +2261,11 @@
         </w:numPr>
       </w:pPr>
       <w:r>
-        <w:t xml:space="preserve">İmza doğrulamanız başarısız olursa ne oluyor? Eski ama geçerli imzalı bir sürüm yüklenebilir mi?</w:t>
+        <w:rPr>
+          <w:b/>
+          <w:bCs/>
+        </w:rPr>
+        <w:t xml:space="preserve">API belgeleri.</w:t>
       </w:r>
     </w:p>
     <w:p>
@@ -2201,7 +2277,32 @@
         </w:numPr>
       </w:pPr>
       <w:r>
-        <w:t xml:space="preserve">Gizlemenin maliyetini ölçtünüz mü? Hangi fonksiyonları neden gizlediniz?</w:t>
+        <w:rPr>
+          <w:rStyle w:val="VerbatimChar"/>
+          <w:b/>
+          <w:bCs/>
+        </w:rPr>
+        <w:t xml:space="preserve">release/</w:t>
+      </w:r>
+      <w:r>
+        <w:rPr>
+          <w:b/>
+          <w:bCs/>
+        </w:rPr>
+        <w:t xml:space="preserve"> </w:t>
+      </w:r>
+      <w:r>
+        <w:rPr>
+          <w:b/>
+          <w:bCs/>
+        </w:rPr>
+        <w:t xml:space="preserve">klasörünün</w:t>
+      </w:r>
+      <w:r>
+        <w:t xml:space="preserve"> </w:t>
+      </w:r>
+      <w:r>
+        <w:t xml:space="preserve">içeriği.</w:t>
       </w:r>
     </w:p>
     <w:p>
@@ -2213,19 +2314,17 @@
         </w:numPr>
       </w:pPr>
       <w:r>
-        <w:t xml:space="preserve">Uyum matrisinizde</w:t>
+        <w:t xml:space="preserve">Uygulamayı</w:t>
       </w:r>
       <w:r>
         <w:t xml:space="preserve"> </w:t>
       </w:r>
       <w:r>
-        <w:t xml:space="preserve">“karşılandı”</w:t>
-      </w:r>
-      <w:r>
-        <w:t xml:space="preserve"> </w:t>
-      </w:r>
-      <w:r>
-        <w:t xml:space="preserve">dediğiniz şu satırın kanıtı nerede?</w:t>
+        <w:rPr>
+          <w:b/>
+          <w:bCs/>
+        </w:rPr>
+        <w:t xml:space="preserve">release arşivinden çalıştırma.</w:t>
       </w:r>
     </w:p>
     <w:p>
@@ -2237,11 +2336,121 @@
         </w:numPr>
       </w:pPr>
       <w:r>
+        <w:t xml:space="preserve">Özel deponuzun</w:t>
+      </w:r>
+      <w:r>
+        <w:t xml:space="preserve"> </w:t>
+      </w:r>
+      <w:r>
+        <w:rPr>
+          <w:b/>
+          <w:bCs/>
+        </w:rPr>
+        <w:t xml:space="preserve">GitHub Release sayfası</w:t>
+      </w:r>
+      <w:r>
+        <w:t xml:space="preserve"> </w:t>
+      </w:r>
+      <w:r>
+        <w:t xml:space="preserve">(ders sorumlusu collaborator olarak ekli).</w:t>
+      </w:r>
+    </w:p>
+    <w:bookmarkEnd w:id="44"/>
+    <w:bookmarkStart w:id="45" w:name="gösterimde-sorulabilecek-örnek-sorular"/>
+    <w:p>
+      <w:pPr>
+        <w:pStyle w:val="Heading3"/>
+      </w:pPr>
+      <w:r>
+        <w:t xml:space="preserve">Gösterimde sorulabilecek örnek sorular</w:t>
+      </w:r>
+    </w:p>
+    <w:p>
+      <w:pPr>
+        <w:pStyle w:val="Compact"/>
+        <w:numPr>
+          <w:ilvl w:val="0"/>
+          <w:numId w:val="1015"/>
+        </w:numPr>
+      </w:pPr>
+      <w:r>
+        <w:t xml:space="preserve">Bu anahtar hangi anahtardan türetiliyor, nerede duruyor, ne zaman siliniyor?</w:t>
+      </w:r>
+    </w:p>
+    <w:p>
+      <w:pPr>
+        <w:pStyle w:val="Compact"/>
+        <w:numPr>
+          <w:ilvl w:val="0"/>
+          <w:numId w:val="1015"/>
+        </w:numPr>
+      </w:pPr>
+      <w:r>
+        <w:t xml:space="preserve">Sertifika zincirinizi nasıl doğruluyorsunuz? Ad denetimi nerede yapılıyor?</w:t>
+      </w:r>
+    </w:p>
+    <w:p>
+      <w:pPr>
+        <w:pStyle w:val="Compact"/>
+        <w:numPr>
+          <w:ilvl w:val="0"/>
+          <w:numId w:val="1015"/>
+        </w:numPr>
+      </w:pPr>
+      <w:r>
+        <w:t xml:space="preserve">İmza doğrulamanız başarısız olursa ne oluyor? Eski ama geçerli imzalı bir sürüm yüklenebilir mi?</w:t>
+      </w:r>
+    </w:p>
+    <w:p>
+      <w:pPr>
+        <w:pStyle w:val="Compact"/>
+        <w:numPr>
+          <w:ilvl w:val="0"/>
+          <w:numId w:val="1015"/>
+        </w:numPr>
+      </w:pPr>
+      <w:r>
+        <w:t xml:space="preserve">Gizlemenin maliyetini ölçtünüz mü? Hangi fonksiyonları neden gizlediniz?</w:t>
+      </w:r>
+    </w:p>
+    <w:p>
+      <w:pPr>
+        <w:pStyle w:val="Compact"/>
+        <w:numPr>
+          <w:ilvl w:val="0"/>
+          <w:numId w:val="1015"/>
+        </w:numPr>
+      </w:pPr>
+      <w:r>
+        <w:t xml:space="preserve">Uyum matrisinizde</w:t>
+      </w:r>
+      <w:r>
+        <w:t xml:space="preserve"> </w:t>
+      </w:r>
+      <w:r>
+        <w:t xml:space="preserve">“karşılandı”</w:t>
+      </w:r>
+      <w:r>
+        <w:t xml:space="preserve"> </w:t>
+      </w:r>
+      <w:r>
+        <w:t xml:space="preserve">dediğiniz şu satırın kanıtı nerede?</w:t>
+      </w:r>
+    </w:p>
+    <w:p>
+      <w:pPr>
+        <w:pStyle w:val="Compact"/>
+        <w:numPr>
+          <w:ilvl w:val="0"/>
+          <w:numId w:val="1015"/>
+        </w:numPr>
+      </w:pPr>
+      <w:r>
         <w:t xml:space="preserve">Hangi gereksinimi devrettiniz ve karşı taraf bunu nasıl karşılayacak?</w:t>
       </w:r>
     </w:p>
-    <w:bookmarkEnd w:id="43"/>
-    <w:bookmarkStart w:id="44" w:name="sık-yapılan-hatalar"/>
+    <w:bookmarkEnd w:id="45"/>
+    <w:bookmarkStart w:id="46" w:name="sık-yapılan-hatalar"/>
     <w:p>
       <w:pPr>
         <w:pStyle w:val="Heading3"/>
@@ -2462,9 +2671,9 @@
         </w:pict>
       </w:r>
     </w:p>
-    <w:bookmarkEnd w:id="44"/>
-    <w:bookmarkEnd w:id="45"/>
-    <w:bookmarkStart w:id="49" w:name="akademik-dürüstlük"/>
+    <w:bookmarkEnd w:id="46"/>
+    <w:bookmarkEnd w:id="47"/>
+    <w:bookmarkStart w:id="51" w:name="akademik-dürüstlük"/>
     <w:p>
       <w:pPr>
         <w:pStyle w:val="Heading2"/>
@@ -2508,18 +2717,18 @@
           <wp:inline>
             <wp:extent cx="5759999" cy="2255927"/>
             <wp:effectExtent b="0" l="0" r="0" t="0"/>
-            <wp:docPr descr="S16: plan değil sonuç" title="" id="47" name="Picture"/>
+            <wp:docPr descr="S16: plan değil sonuç" title="" id="49" name="Picture"/>
             <a:graphic>
               <a:graphicData uri="http://schemas.openxmlformats.org/drawingml/2006/picture">
                 <pic:pic>
                   <pic:nvPicPr>
-                    <pic:cNvPr descr="h15-04-s16.png" id="48" name="Picture"/>
+                    <pic:cNvPr descr="h15-04-s16.png" id="50" name="Picture"/>
                     <pic:cNvPicPr>
                       <a:picLocks noChangeArrowheads="1" noChangeAspect="1"/>
                     </pic:cNvPicPr>
                   </pic:nvPicPr>
                   <pic:blipFill>
-                    <a:blip r:embed="rId46"/>
+                    <a:blip r:embed="rId48"/>
                     <a:stretch>
                       <a:fillRect/>
                     </a:stretch>
@@ -2553,8 +2762,8 @@
         </w:pict>
       </w:r>
     </w:p>
-    <w:bookmarkEnd w:id="49"/>
-    <w:bookmarkStart w:id="51" w:name="dönem-sonunda"/>
+    <w:bookmarkEnd w:id="51"/>
+    <w:bookmarkStart w:id="53" w:name="dönem-sonunda"/>
     <w:p>
       <w:pPr>
         <w:pStyle w:val="Heading2"/>
@@ -2568,7 +2777,7 @@
         <w:pStyle w:val="Compact"/>
         <w:numPr>
           <w:ilvl w:val="0"/>
-          <w:numId w:val="1015"/>
+          <w:numId w:val="1016"/>
         </w:numPr>
       </w:pPr>
       <w:r>
@@ -2596,13 +2805,13 @@
         <w:pStyle w:val="Compact"/>
         <w:numPr>
           <w:ilvl w:val="0"/>
-          <w:numId w:val="1015"/>
+          <w:numId w:val="1016"/>
         </w:numPr>
       </w:pPr>
       <w:r>
         <w:t xml:space="preserve">Quiz-2 final döneminde yapılır; kapsam 9–14. haftalardır (</w:t>
       </w:r>
-      <w:hyperlink r:id="rId50">
+      <w:hyperlink r:id="rId52">
         <w:r>
           <w:rPr>
             <w:rStyle w:val="Hyperlink"/>
@@ -2614,8 +2823,8 @@
         <w:t xml:space="preserve">).</w:t>
       </w:r>
     </w:p>
-    <w:bookmarkEnd w:id="51"/>
-    <w:bookmarkEnd w:id="52"/>
+    <w:bookmarkEnd w:id="53"/>
+    <w:bookmarkEnd w:id="54"/>
     <w:sectPr>
       <w:headerReference r:id="rId9" w:type="default"/>
       <w:footerReference r:id="rId10" w:type="default"/>
@@ -3167,9 +3376,39 @@
     </w:lvlOverride>
   </w:num>
   <w:num w:numId="1014">
+    <w:abstractNumId w:val="99411"/>
+    <w:lvlOverride w:ilvl="0">
+      <w:startOverride w:val="1"/>
+    </w:lvlOverride>
+    <w:lvlOverride w:ilvl="1">
+      <w:startOverride w:val="1"/>
+    </w:lvlOverride>
+    <w:lvlOverride w:ilvl="2">
+      <w:startOverride w:val="1"/>
+    </w:lvlOverride>
+    <w:lvlOverride w:ilvl="3">
+      <w:startOverride w:val="1"/>
+    </w:lvlOverride>
+    <w:lvlOverride w:ilvl="4">
+      <w:startOverride w:val="1"/>
+    </w:lvlOverride>
+    <w:lvlOverride w:ilvl="5">
+      <w:startOverride w:val="1"/>
+    </w:lvlOverride>
+    <w:lvlOverride w:ilvl="6">
+      <w:startOverride w:val="1"/>
+    </w:lvlOverride>
+    <w:lvlOverride w:ilvl="7">
+      <w:startOverride w:val="1"/>
+    </w:lvlOverride>
+    <w:lvlOverride w:ilvl="8">
+      <w:startOverride w:val="1"/>
+    </w:lvlOverride>
+  </w:num>
+  <w:num w:numId="1015">
     <w:abstractNumId w:val="991"/>
   </w:num>
-  <w:num w:numId="1015">
+  <w:num w:numId="1016">
     <w:abstractNumId w:val="991"/>
   </w:num>
 </w:numbering>
